--- a/周报/孙玮利7.docx
+++ b/周报/孙玮利7.docx
@@ -358,11 +358,20 @@
                 <w:color w:val="000000"/>
                 <w:lang w:bidi="ar"/>
               </w:rPr>
-              <w:t>  参与SDD文档编写，整理AI健康建议模块的设计方案</w:t>
-            </w:r>
-          </w:p>
-          <w:p>
-            <w:pPr>
+              <w:t xml:space="preserve">  </w:t>
+            </w:r>
+            <w:r>
+              <w:rPr>
+                <w:rFonts w:ascii="宋体" w:eastAsia="宋体" w:hAnsi="宋体" w:cs="宋体" w:hint="eastAsia"/>
+                <w:color w:val="000000"/>
+                <w:lang w:bidi="ar"/>
+              </w:rPr>
+              <w:t>开始调研现有的成功案例和最新研究，特别是那些涉及到健康建议或相似应用场景下的AI部署案例。这有助于理解如何更好地实现本地与云端资源的有效整合。</w:t>
+            </w:r>
+          </w:p>
+          <w:p>
+            <w:pPr>
+              <w:ind w:firstLineChars="200" w:firstLine="440"/>
               <w:textAlignment w:val="top"/>
               <w:rPr>
                 <w:rFonts w:ascii="宋体" w:eastAsia="宋体" w:hAnsi="宋体" w:cs="宋体" w:hint="eastAsia"/>
@@ -372,15 +381,16 @@
             </w:pPr>
             <w:r>
               <w:rPr>
-                <w:rFonts w:ascii="宋体" w:eastAsia="宋体" w:hAnsi="宋体" w:cs="宋体"/>
-                <w:color w:val="000000"/>
-                <w:lang w:bidi="ar"/>
-              </w:rPr>
-              <w:t>  研究AI模块的计算框架，确定本地推理和云计算的结合方式</w:t>
-            </w:r>
-          </w:p>
-          <w:p>
-            <w:pPr>
+                <w:rFonts w:ascii="宋体" w:eastAsia="宋体" w:hAnsi="宋体" w:cs="宋体" w:hint="eastAsia"/>
+                <w:color w:val="000000"/>
+                <w:lang w:bidi="ar"/>
+              </w:rPr>
+              <w:t>制定详细的接口定义文档，涵盖所有预期的输入输出数据格式。考虑进行几次迭代设计评审会，邀请前端开发人员和数据库管理员共同参与，确保设计方案满足各方需求。</w:t>
+            </w:r>
+          </w:p>
+          <w:p>
+            <w:pPr>
+              <w:ind w:firstLineChars="100" w:firstLine="220"/>
               <w:textAlignment w:val="top"/>
               <w:rPr>
                 <w:rFonts w:ascii="宋体" w:eastAsia="宋体" w:hAnsi="宋体" w:cs="宋体" w:hint="eastAsia"/>
@@ -390,40 +400,12 @@
             </w:pPr>
             <w:r>
               <w:rPr>
-                <w:rFonts w:ascii="宋体" w:eastAsia="宋体" w:hAnsi="宋体" w:cs="宋体"/>
-                <w:color w:val="000000"/>
-                <w:lang w:bidi="ar"/>
-              </w:rPr>
-              <w:t>  设计AI模块的输入输出格式，确保与前端和数据存储兼容</w:t>
-            </w:r>
-          </w:p>
-          <w:p>
-            <w:pPr>
-              <w:textAlignment w:val="top"/>
-              <w:rPr>
-                <w:rFonts w:ascii="宋体" w:eastAsia="宋体" w:hAnsi="宋体" w:cs="宋体" w:hint="eastAsia"/>
-                <w:color w:val="000000"/>
-                <w:lang w:bidi="ar"/>
-              </w:rPr>
-            </w:pPr>
-            <w:r>
-              <w:rPr>
-                <w:rFonts w:ascii="宋体" w:eastAsia="宋体" w:hAnsi="宋体" w:cs="宋体"/>
-                <w:color w:val="000000"/>
-                <w:lang w:bidi="ar"/>
-              </w:rPr>
-              <w:t>  讨论AI模型的训练方案，整理模型优化策略</w:t>
-            </w:r>
-          </w:p>
-          <w:p>
-            <w:pPr>
-              <w:textAlignment w:val="top"/>
-              <w:rPr>
-                <w:rFonts w:ascii="宋体" w:eastAsia="宋体" w:hAnsi="宋体" w:cs="宋体" w:hint="eastAsia"/>
-                <w:color w:val="000000"/>
-                <w:lang w:bidi="ar"/>
-              </w:rPr>
-            </w:pPr>
+                <w:rFonts w:ascii="宋体" w:eastAsia="宋体" w:hAnsi="宋体" w:cs="宋体" w:hint="eastAsia"/>
+                <w:color w:val="000000"/>
+                <w:lang w:bidi="ar"/>
+              </w:rPr>
+              <w:t xml:space="preserve"> 组织一次关于模型训练与优化的工作坊，聚集团队成员共同探讨不同的训练策略和优化技术。基于讨论结果，制定一个初步的实验计划来验证选定的优化策略，并为后续的模型改进奠定基础。</w:t>
+            </w:r>
             <w:r>
               <w:rPr>
                 <w:rFonts w:ascii="宋体" w:eastAsia="宋体" w:hAnsi="宋体" w:cs="宋体" w:hint="eastAsia"/>
